--- a/Aniket_Kumar_ProjectReport.docx
+++ b/Aniket_Kumar_ProjectReport.docx
@@ -282,7 +282,67 @@
         <w:pStyle w:val="Heading1"/>
       </w:pPr>
       <w:r>
-        <w:t>5. Conclusion</w:t>
+        <w:t>5. User Interface Application</w:t>
+      </w:r>
+    </w:p>
+    <w:p>
+      <w:r>
+        <w:t>An interactive web application was developed using Streamlit to allow users to input clinical parameters and receive real-time predictions. The interface displays the predictions from multiple models alongside their test accuracies and highlights the clinical features driving the prediction.</w:t>
+      </w:r>
+    </w:p>
+    <w:p>
+      <w:pPr>
+        <w:jc w:val="center"/>
+      </w:pPr>
+      <w:r>
+        <w:drawing>
+          <wp:inline xmlns:a="http://schemas.openxmlformats.org/drawingml/2006/main" xmlns:pic="http://schemas.openxmlformats.org/drawingml/2006/picture">
+            <wp:extent cx="5486400" cy="2539603"/>
+            <wp:docPr id="1" name="Picture 1"/>
+            <wp:cNvGraphicFramePr>
+              <a:graphicFrameLocks noChangeAspect="1"/>
+            </wp:cNvGraphicFramePr>
+            <a:graphic>
+              <a:graphicData uri="http://schemas.openxmlformats.org/drawingml/2006/picture">
+                <pic:pic>
+                  <pic:nvPicPr>
+                    <pic:cNvPr id="0" name="media_1789801759589.png"/>
+                    <pic:cNvPicPr/>
+                  </pic:nvPicPr>
+                  <pic:blipFill>
+                    <a:blip r:embed="rId9"/>
+                    <a:stretch>
+                      <a:fillRect/>
+                    </a:stretch>
+                  </pic:blipFill>
+                  <pic:spPr>
+                    <a:xfrm>
+                      <a:off x="0" y="0"/>
+                      <a:ext cx="5486400" cy="2539603"/>
+                    </a:xfrm>
+                    <a:prstGeom prst="rect"/>
+                  </pic:spPr>
+                </pic:pic>
+              </a:graphicData>
+            </a:graphic>
+          </wp:inline>
+        </w:drawing>
+      </w:r>
+    </w:p>
+    <w:p>
+      <w:pPr>
+        <w:jc w:val="center"/>
+      </w:pPr>
+      <w:r>
+        <w:t>Figure 1: Streamlit User Interface for Heart Disease Prediction</w:t>
+      </w:r>
+    </w:p>
+    <w:p>
+      <w:pPr>
+        <w:pStyle w:val="Heading1"/>
+      </w:pPr>
+      <w:r>
+        <w:t>6. Conclusion</w:t>
       </w:r>
     </w:p>
     <w:p>

--- a/Aniket_Kumar_ProjectReport.docx
+++ b/Aniket_Kumar_ProjectReport.docx
@@ -22,6 +22,7 @@
       <w:pPr>
         <w:jc w:val="center"/>
       </w:pPr>
+      <w:r/>
       <w:r>
         <w:rPr>
           <w:b/>
@@ -30,20 +31,100 @@
         <w:t>IBM SkillsBuild Data Analytics with AI Academic Internship Program</w:t>
         <w:br/>
       </w:r>
+      <w:r>
+        <w:rPr>
+          <w:sz w:val="22"/>
+        </w:rPr>
+        <w:t>Conducted by BharatCares in association with AICTE</w:t>
+      </w:r>
     </w:p>
     <w:p>
       <w:pPr>
+        <w:spacing w:before="560"/>
         <w:jc w:val="center"/>
       </w:pPr>
+      <w:r/>
       <w:r>
         <w:rPr>
           <w:b/>
+          <w:sz w:val="24"/>
         </w:rPr>
-        <w:t>Author: Aniket Kumar</w:t>
+        <w:t>Submitted By:</w:t>
         <w:br/>
       </w:r>
       <w:r>
-        <w:t>Conducted by BharatCares in association with AICTE</w:t>
+        <w:rPr>
+          <w:b/>
+          <w:sz w:val="22"/>
+        </w:rPr>
+        <w:t xml:space="preserve">Name: </w:t>
+      </w:r>
+      <w:r>
+        <w:rPr>
+          <w:b w:val="0"/>
+          <w:sz w:val="22"/>
+        </w:rPr>
+        <w:t>Aniket Kumar</w:t>
+        <w:br/>
+      </w:r>
+      <w:r>
+        <w:rPr>
+          <w:b/>
+          <w:sz w:val="22"/>
+        </w:rPr>
+        <w:t xml:space="preserve">University: </w:t>
+      </w:r>
+      <w:r>
+        <w:rPr>
+          <w:b w:val="0"/>
+          <w:sz w:val="22"/>
+        </w:rPr>
+        <w:t>Sarala Birla University</w:t>
+        <w:br/>
+      </w:r>
+      <w:r>
+        <w:rPr>
+          <w:b/>
+          <w:sz w:val="22"/>
+        </w:rPr>
+        <w:t xml:space="preserve">Registration No.: </w:t>
+      </w:r>
+      <w:r>
+        <w:rPr>
+          <w:b w:val="0"/>
+          <w:sz w:val="22"/>
+        </w:rPr>
+        <w:t>SBU232749</w:t>
+        <w:br/>
+      </w:r>
+      <w:r>
+        <w:rPr>
+          <w:b/>
+          <w:sz w:val="22"/>
+        </w:rPr>
+        <w:t xml:space="preserve">Course &amp; Branch: </w:t>
+      </w:r>
+      <w:r>
+        <w:rPr>
+          <w:b w:val="0"/>
+          <w:sz w:val="22"/>
+        </w:rPr>
+        <w:t>B.Tech CSE (7th Sem)</w:t>
+        <w:br/>
+      </w:r>
+      <w:r>
+        <w:rPr>
+          <w:b/>
+          <w:sz w:val="22"/>
+        </w:rPr>
+        <w:t xml:space="preserve">Batch: </w:t>
+      </w:r>
+      <w:r>
+        <w:rPr>
+          <w:b w:val="0"/>
+          <w:sz w:val="22"/>
+        </w:rPr>
+        <w:t>2023-2027</w:t>
       </w:r>
     </w:p>
     <w:p>
@@ -277,6 +358,47 @@
         <w:t>The models were evaluated using metrics such as Accuracy, Precision, Recall, F1-Score, and ROC-AUC. The dataset was split into 80% training data and 20% testing data, ensuring stratification to maintain the distribution of the target variable.</w:t>
       </w:r>
     </w:p>
+    <w:p>
+      <w:pPr>
+        <w:pStyle w:val="Heading2"/>
+      </w:pPr>
+      <w:r>
+        <w:rPr>
+          <w:b/>
+        </w:rPr>
+        <w:t>4.1 Baseline vs. Optimized Performance</w:t>
+      </w:r>
+    </w:p>
+    <w:p>
+      <w:r>
+        <w:t>To evaluate the effectiveness of the data preprocessing steps (such as IQR outlier capping and log transformations), the performance of the optimized models was compared against the initial baseline metrics on the raw dataset. The optimizations yielded significant improvements in predictive accuracy across all major algorithms:</w:t>
+      </w:r>
+    </w:p>
+    <w:p>
+      <w:pPr>
+        <w:pStyle w:val="ListBullet"/>
+      </w:pPr>
+      <w:r>
+        <w:t>Random Forest: Improved from ~80.0% to 90.2% (+10.2%)</w:t>
+      </w:r>
+    </w:p>
+    <w:p>
+      <w:pPr>
+        <w:pStyle w:val="ListBullet"/>
+      </w:pPr>
+      <w:r>
+        <w:t>Logistic Regression: Improved from ~81.5% to 86.9% (+5.4%)</w:t>
+      </w:r>
+    </w:p>
+    <w:p>
+      <w:pPr>
+        <w:pStyle w:val="ListBullet"/>
+      </w:pPr>
+      <w:r>
+        <w:t>Support Vector Classifier: Improved from ~66.0% to 83.6% (+17.6%)</w:t>
+      </w:r>
+    </w:p>
+    <w:p/>
     <w:p>
       <w:pPr>
         <w:pStyle w:val="Heading1"/>
